--- a/policies/[Firm Name] Artificial Intelligence Acceptable Use Policy.docx
+++ b/policies/[Firm Name] Artificial Intelligence Acceptable Use Policy.docx
@@ -715,7 +715,15 @@
       </w:pPr>
       <w:r>
         <w:rPr/>
-        <w:t xml:space="preserve">We recommend walking through how you use AI through a sample drafting session or screenshare with the client how you use it and verify it.  </w:t>
+        <w:t xml:space="preserve">We recommend walking through how you use AI </w:t>
+      </w:r>
+      <w:r>
+        <w:rPr/>
+        <w:t>with</w:t>
+      </w:r>
+      <w:r>
+        <w:rPr/>
+        <w:t xml:space="preserve"> a sample drafting session or screenshare with the client how you use it and verify it.  </w:t>
       </w:r>
     </w:p>
     <w:p>
@@ -759,42 +767,48 @@
       </w:pPr>
       <w:r>
         <w:rPr/>
-        <w:t xml:space="preserve">Download source document here </w:t>
+        <w:t xml:space="preserve">Download </w:t>
+      </w:r>
+      <w:r>
+        <w:rPr/>
+        <w:t>editable</w:t>
+      </w:r>
+      <w:r>
+        <w:rPr/>
+        <w:t xml:space="preserve"> document here </w:t>
       </w:r>
       <w:hyperlink r:id="rId4">
         <w:r>
           <w:rPr>
             <w:rStyle w:val="Hyperlink"/>
           </w:rPr>
-          <w:t>https://github.com/FinPodsAI/RIA-resources</w:t>
+          <w:t>https://github.com/FinPodsAI/RIA-resources/tree/main/policies</w:t>
         </w:r>
       </w:hyperlink>
+      <w:r>
+        <w:rPr/>
+        <w:t xml:space="preserve"> </w:t>
+      </w:r>
+    </w:p>
+    <w:p>
+      <w:pPr>
+        <w:pStyle w:val="normal1"/>
+        <w:rPr/>
+      </w:pPr>
+      <w:r>
+        <w:rPr/>
+      </w:r>
+    </w:p>
+    <w:p>
+      <w:pPr>
+        <w:pStyle w:val="normal1"/>
+        <w:rPr/>
+      </w:pPr>
+      <w:r>
+        <w:rPr/>
+        <w:t xml:space="preserve">Copyright 2026: This work is licensed under </w:t>
+      </w:r>
       <w:hyperlink r:id="rId5">
-        <w:r>
-          <w:rPr/>
-          <w:t xml:space="preserve"> </w:t>
-        </w:r>
-      </w:hyperlink>
-    </w:p>
-    <w:p>
-      <w:pPr>
-        <w:pStyle w:val="normal1"/>
-        <w:rPr/>
-      </w:pPr>
-      <w:r>
-        <w:rPr/>
-      </w:r>
-    </w:p>
-    <w:p>
-      <w:pPr>
-        <w:pStyle w:val="normal1"/>
-        <w:rPr/>
-      </w:pPr>
-      <w:r>
-        <w:rPr/>
-        <w:t xml:space="preserve">Copyright 2026: This work is licensed under </w:t>
-      </w:r>
-      <w:hyperlink r:id="rId6">
         <w:r>
           <w:rPr>
             <w:rStyle w:val="ListLabel56"/>
